--- a/public/documenti/contratto-mila.docx
+++ b/public/documenti/contratto-mila.docx
@@ -105,7 +105,18 @@
           <w:kern w:val="0"/>
           <w14:ligatures w14:val="none"/>
         </w:rPr>
-        <w:t>Lo STUDIO ODONTOIATRICO CARELLA LAMANNA SRL</w:t>
+        <w:t>Lo</w:t>
+      </w:r>
+      <w:r>
+        <w:rPr>
+          <w:rFonts w:ascii="Times New Roman" w:eastAsia="Times New Roman" w:hAnsi="Times New Roman" w:cs="Times New Roman"/>
+          <w:b/>
+          <w:bCs/>
+          <w:color w:val="000000"/>
+          <w:kern w:val="0"/>
+          <w14:ligatures w14:val="none"/>
+        </w:rPr>
+        <w:t xml:space="preserve"> STUDIO ODONTOIATRICO CARELLA LAMANNA SRL</w:t>
       </w:r>
       <w:r>
         <w:rPr>
@@ -141,7 +152,25 @@
           <w:kern w:val="0"/>
           <w14:ligatures w14:val="none"/>
         </w:rPr>
-        <w:t>1310640012)</w:t>
+        <w:t>1310</w:t>
+      </w:r>
+      <w:r>
+        <w:rPr>
+          <w:rFonts w:ascii="Times New Roman" w:eastAsia="Times New Roman" w:hAnsi="Times New Roman" w:cs="Times New Roman"/>
+          <w:color w:val="000000"/>
+          <w:kern w:val="0"/>
+          <w14:ligatures w14:val="none"/>
+        </w:rPr>
+        <w:t>1</w:t>
+      </w:r>
+      <w:r>
+        <w:rPr>
+          <w:rFonts w:ascii="Times New Roman" w:eastAsia="Times New Roman" w:hAnsi="Times New Roman" w:cs="Times New Roman"/>
+          <w:color w:val="000000"/>
+          <w:kern w:val="0"/>
+          <w14:ligatures w14:val="none"/>
+        </w:rPr>
+        <w:t>640012)</w:t>
       </w:r>
       <w:r>
         <w:rPr>
@@ -1072,7 +1101,6 @@
           <w:kern w:val="0"/>
           <w14:ligatures w14:val="none"/>
         </w:rPr>
-        <w:lastRenderedPageBreak/>
         <w:t>Servizi opzionali:</w:t>
       </w:r>
       <w:r>
@@ -1821,6 +1849,32 @@
     <w:p>
       <w:pPr>
         <w:spacing w:before="100" w:beforeAutospacing="1" w:after="100" w:afterAutospacing="1" w:line="240" w:lineRule="auto"/>
+        <w:contextualSpacing/>
+        <w:jc w:val="both"/>
+        <w:rPr>
+          <w:rFonts w:ascii="Times New Roman" w:eastAsia="Times New Roman" w:hAnsi="Times New Roman" w:cs="Times New Roman"/>
+          <w:color w:val="000000"/>
+          <w:kern w:val="0"/>
+          <w14:ligatures w14:val="none"/>
+        </w:rPr>
+      </w:pPr>
+    </w:p>
+    <w:p>
+      <w:pPr>
+        <w:spacing w:before="100" w:beforeAutospacing="1" w:after="100" w:afterAutospacing="1" w:line="240" w:lineRule="auto"/>
+        <w:contextualSpacing/>
+        <w:jc w:val="both"/>
+        <w:rPr>
+          <w:rFonts w:ascii="Times New Roman" w:eastAsia="Times New Roman" w:hAnsi="Times New Roman" w:cs="Times New Roman"/>
+          <w:color w:val="000000"/>
+          <w:kern w:val="0"/>
+          <w14:ligatures w14:val="none"/>
+        </w:rPr>
+      </w:pPr>
+    </w:p>
+    <w:p>
+      <w:pPr>
+        <w:spacing w:before="100" w:beforeAutospacing="1" w:after="100" w:afterAutospacing="1" w:line="240" w:lineRule="auto"/>
         <w:ind w:left="720"/>
         <w:contextualSpacing/>
         <w:jc w:val="both"/>
@@ -1898,7 +1952,6 @@
           <w:kern w:val="0"/>
           <w14:ligatures w14:val="none"/>
         </w:rPr>
-        <w:lastRenderedPageBreak/>
         <w:t>L'Utente Professionista può richiedere un servizio di consulenza specialistica "caso clinico" con il Titolare al costo fisso di </w:t>
       </w:r>
       <w:r>
@@ -2287,6 +2340,198 @@
     </w:p>
     <w:p>
       <w:pPr>
+        <w:pStyle w:val="Titolo3"/>
+        <w:rPr>
+          <w:rFonts w:ascii="Times New Roman" w:eastAsia="Times New Roman" w:hAnsi="Times New Roman" w:cs="Times New Roman"/>
+          <w:b/>
+          <w:bCs/>
+          <w:color w:val="000000"/>
+          <w:kern w:val="0"/>
+          <w:sz w:val="24"/>
+          <w:szCs w:val="24"/>
+          <w14:ligatures w14:val="none"/>
+        </w:rPr>
+      </w:pPr>
+      <w:r>
+        <w:rPr>
+          <w:rFonts w:ascii="Times New Roman" w:eastAsia="Times New Roman" w:hAnsi="Times New Roman" w:cs="Times New Roman"/>
+          <w:b/>
+          <w:bCs/>
+          <w:color w:val="000000"/>
+          <w:kern w:val="0"/>
+          <w:sz w:val="24"/>
+          <w:szCs w:val="24"/>
+          <w14:ligatures w14:val="none"/>
+        </w:rPr>
+        <w:t xml:space="preserve">ART. 7 </w:t>
+      </w:r>
+      <w:r>
+        <w:rPr>
+          <w:rFonts w:ascii="Times New Roman" w:eastAsia="Times New Roman" w:hAnsi="Times New Roman" w:cs="Times New Roman"/>
+          <w:b/>
+          <w:bCs/>
+          <w:color w:val="000000"/>
+          <w:kern w:val="0"/>
+          <w:sz w:val="24"/>
+          <w:szCs w:val="24"/>
+          <w14:ligatures w14:val="none"/>
+        </w:rPr>
+        <w:t>– DISPONIBILITÀ DEL SERVIZIO E MANUTENZIONE</w:t>
+      </w:r>
+    </w:p>
+    <w:p>
+      <w:pPr>
+        <w:spacing w:before="100" w:beforeAutospacing="1" w:after="100" w:afterAutospacing="1" w:line="240" w:lineRule="auto"/>
+        <w:jc w:val="both"/>
+        <w:rPr>
+          <w:rFonts w:ascii="Times New Roman" w:eastAsia="Times New Roman" w:hAnsi="Times New Roman" w:cs="Times New Roman"/>
+          <w:color w:val="000000"/>
+          <w:kern w:val="0"/>
+          <w14:ligatures w14:val="none"/>
+        </w:rPr>
+      </w:pPr>
+      <w:r>
+        <w:rPr>
+          <w:rFonts w:ascii="Times New Roman" w:eastAsia="Times New Roman" w:hAnsi="Times New Roman" w:cs="Times New Roman"/>
+          <w:color w:val="000000"/>
+          <w:kern w:val="0"/>
+          <w14:ligatures w14:val="none"/>
+        </w:rPr>
+        <w:t>Il Titolare si impegna a mantenere attiva e fruibile la Piattaforma secondo standard di ragionevole diligenza. Tuttavia, il Titolare non garantisce la continuità assoluta del servizio e potrà sospendere o limitare temporaneamente l'accesso alla Piattaforma per interventi di manutenzione ordinaria o straordinaria, aggiornamenti software, interventi correttivi o motivi di sicurezza, senza che ciò possa dare diritto all'Utente Professionista a rimborsi, indennizzi o risarcimenti di qualsiasi natura.</w:t>
+      </w:r>
+    </w:p>
+    <w:p>
+      <w:pPr>
+        <w:pStyle w:val="Titolo3"/>
+        <w:jc w:val="both"/>
+        <w:rPr>
+          <w:rFonts w:ascii="Times New Roman" w:hAnsi="Times New Roman" w:cs="Times New Roman"/>
+          <w:b/>
+          <w:bCs/>
+          <w:color w:val="000000"/>
+          <w:sz w:val="24"/>
+          <w:szCs w:val="24"/>
+        </w:rPr>
+      </w:pPr>
+      <w:r>
+        <w:rPr>
+          <w:rFonts w:ascii="Times New Roman" w:hAnsi="Times New Roman" w:cs="Times New Roman"/>
+          <w:b/>
+          <w:bCs/>
+          <w:color w:val="000000"/>
+          <w:sz w:val="24"/>
+          <w:szCs w:val="24"/>
+        </w:rPr>
+        <w:t>ART. 8 – LIMITAZIONE DI RESPONSABILITÀ</w:t>
+      </w:r>
+      <w:r>
+        <w:rPr>
+          <w:rFonts w:ascii="Times New Roman" w:hAnsi="Times New Roman" w:cs="Times New Roman"/>
+          <w:b/>
+          <w:bCs/>
+          <w:color w:val="000000"/>
+          <w:sz w:val="24"/>
+          <w:szCs w:val="24"/>
+        </w:rPr>
+        <w:t xml:space="preserve"> E FORZA MAGGIORE</w:t>
+      </w:r>
+    </w:p>
+    <w:p>
+      <w:pPr>
+        <w:spacing w:before="100" w:beforeAutospacing="1" w:after="100" w:afterAutospacing="1" w:line="240" w:lineRule="auto"/>
+        <w:jc w:val="both"/>
+        <w:rPr>
+          <w:rFonts w:ascii="Times New Roman" w:eastAsia="Times New Roman" w:hAnsi="Times New Roman" w:cs="Times New Roman"/>
+          <w:color w:val="000000"/>
+          <w:kern w:val="0"/>
+          <w14:ligatures w14:val="none"/>
+        </w:rPr>
+      </w:pPr>
+      <w:r>
+        <w:rPr>
+          <w:rFonts w:ascii="Times New Roman" w:eastAsia="Times New Roman" w:hAnsi="Times New Roman" w:cs="Times New Roman"/>
+          <w:color w:val="000000"/>
+          <w:kern w:val="0"/>
+          <w14:ligatures w14:val="none"/>
+        </w:rPr>
+        <w:t>Il Titolare non risponde di eventuali danni diretti o indiretti, patrimoniali o non patrimoniali, derivanti dall’utilizzo o dall'impossibilità di utilizzo della Piattaforma e dei relativi servizi, salvo il caso di dolo o colpa grave.</w:t>
+      </w:r>
+    </w:p>
+    <w:p>
+      <w:pPr>
+        <w:spacing w:before="100" w:beforeAutospacing="1" w:after="100" w:afterAutospacing="1" w:line="240" w:lineRule="auto"/>
+        <w:jc w:val="both"/>
+        <w:rPr>
+          <w:rFonts w:ascii="Times New Roman" w:eastAsia="Times New Roman" w:hAnsi="Times New Roman" w:cs="Times New Roman"/>
+          <w:color w:val="000000"/>
+          <w:kern w:val="0"/>
+          <w14:ligatures w14:val="none"/>
+        </w:rPr>
+      </w:pPr>
+      <w:r>
+        <w:rPr>
+          <w:rFonts w:ascii="Times New Roman" w:eastAsia="Times New Roman" w:hAnsi="Times New Roman" w:cs="Times New Roman"/>
+          <w:color w:val="000000"/>
+          <w:kern w:val="0"/>
+          <w14:ligatures w14:val="none"/>
+        </w:rPr>
+        <w:t>Nessuna delle Parti sarà responsabile dell’inadempimento derivante da eventi di forza maggiore, compresi blackout, attacchi informatici, indisponibilità dei provider cloud, eventi naturali o provvedimenti delle autorità.</w:t>
+      </w:r>
+    </w:p>
+    <w:p>
+      <w:pPr>
+        <w:spacing w:before="100" w:beforeAutospacing="1" w:after="100" w:afterAutospacing="1" w:line="240" w:lineRule="auto"/>
+        <w:jc w:val="both"/>
+        <w:rPr>
+          <w:rFonts w:ascii="Times New Roman" w:eastAsia="Times New Roman" w:hAnsi="Times New Roman" w:cs="Times New Roman"/>
+          <w:color w:val="000000"/>
+          <w:kern w:val="0"/>
+          <w14:ligatures w14:val="none"/>
+        </w:rPr>
+      </w:pPr>
+      <w:r>
+        <w:rPr>
+          <w:rFonts w:ascii="Times New Roman" w:eastAsia="Times New Roman" w:hAnsi="Times New Roman" w:cs="Times New Roman"/>
+          <w:color w:val="000000"/>
+          <w:kern w:val="0"/>
+          <w14:ligatures w14:val="none"/>
+        </w:rPr>
+        <w:t>Il Titolare declina altresì ogni responsabilità per ritardi, sospensioni, interruzioni o malfunzionamenti della Piattaforma causati da fattori al di fuori del proprio ragionevole controllo, quali a titolo esemplificativo: disservizi della rete internet o telefonica, guasti ai server o data center terzi, malware, manomissioni o qualsiasi causa imputabile a fornitori di servizi terzi.</w:t>
+      </w:r>
+    </w:p>
+    <w:p>
+      <w:pPr>
+        <w:spacing w:before="100" w:beforeAutospacing="1" w:after="100" w:afterAutospacing="1" w:line="240" w:lineRule="auto"/>
+        <w:jc w:val="both"/>
+        <w:rPr>
+          <w:rFonts w:ascii="Times New Roman" w:eastAsia="Times New Roman" w:hAnsi="Times New Roman" w:cs="Times New Roman"/>
+          <w:color w:val="000000"/>
+          <w:kern w:val="0"/>
+          <w14:ligatures w14:val="none"/>
+        </w:rPr>
+      </w:pPr>
+      <w:r>
+        <w:rPr>
+          <w:rFonts w:ascii="Times New Roman" w:eastAsia="Times New Roman" w:hAnsi="Times New Roman" w:cs="Times New Roman"/>
+          <w:color w:val="000000"/>
+          <w:kern w:val="0"/>
+          <w14:ligatures w14:val="none"/>
+        </w:rPr>
+        <w:t>L'Utente Professionista rimane l'unico ed esclusivo responsabile dell'applicazione pratica, clinica e diagnostica delle informazioni, dei protocolli e dei contenuti ottenuti tramite la Piattaforma o l'Assistente AI.</w:t>
+      </w:r>
+    </w:p>
+    <w:p>
+      <w:pPr>
+        <w:spacing w:after="0" w:line="240" w:lineRule="auto"/>
+        <w:rPr>
+          <w:rFonts w:ascii="Times New Roman" w:eastAsia="Times New Roman" w:hAnsi="Times New Roman" w:cs="Times New Roman"/>
+          <w:kern w:val="0"/>
+          <w14:ligatures w14:val="none"/>
+        </w:rPr>
+      </w:pPr>
+    </w:p>
+    <w:p>
+      <w:pPr>
         <w:spacing w:before="100" w:beforeAutospacing="1" w:after="100" w:afterAutospacing="1" w:line="240" w:lineRule="auto"/>
         <w:contextualSpacing/>
         <w:jc w:val="both"/>
@@ -2300,16 +2545,65 @@
           <w14:ligatures w14:val="none"/>
         </w:rPr>
       </w:pPr>
-      <w:r>
-        <w:rPr>
-          <w:rFonts w:ascii="Times New Roman" w:eastAsia="Times New Roman" w:hAnsi="Times New Roman" w:cs="Times New Roman"/>
-          <w:b/>
-          <w:bCs/>
-          <w:color w:val="000000"/>
-          <w:kern w:val="0"/>
-          <w14:ligatures w14:val="none"/>
-        </w:rPr>
-        <w:t>ART. 7 – PAGAMENTI, RECESSO E RISOLUZIONE DI DIRITTO</w:t>
+    </w:p>
+    <w:p>
+      <w:pPr>
+        <w:spacing w:before="100" w:beforeAutospacing="1" w:after="100" w:afterAutospacing="1" w:line="240" w:lineRule="auto"/>
+        <w:contextualSpacing/>
+        <w:jc w:val="both"/>
+        <w:outlineLvl w:val="2"/>
+        <w:rPr>
+          <w:rFonts w:ascii="Times New Roman" w:eastAsia="Times New Roman" w:hAnsi="Times New Roman" w:cs="Times New Roman"/>
+          <w:b/>
+          <w:bCs/>
+          <w:color w:val="000000"/>
+          <w:kern w:val="0"/>
+          <w14:ligatures w14:val="none"/>
+        </w:rPr>
+      </w:pPr>
+      <w:r>
+        <w:rPr>
+          <w:rFonts w:ascii="Times New Roman" w:eastAsia="Times New Roman" w:hAnsi="Times New Roman" w:cs="Times New Roman"/>
+          <w:b/>
+          <w:bCs/>
+          <w:color w:val="000000"/>
+          <w:kern w:val="0"/>
+          <w14:ligatures w14:val="none"/>
+        </w:rPr>
+        <w:t xml:space="preserve">ART. 9 - </w:t>
+      </w:r>
+      <w:r>
+        <w:rPr>
+          <w:rFonts w:ascii="Times New Roman" w:eastAsia="Times New Roman" w:hAnsi="Times New Roman" w:cs="Times New Roman"/>
+          <w:b/>
+          <w:bCs/>
+          <w:color w:val="000000"/>
+          <w:kern w:val="0"/>
+          <w14:ligatures w14:val="none"/>
+        </w:rPr>
+        <w:t>PAGAMENTI,</w:t>
+      </w:r>
+      <w:r>
+        <w:rPr>
+          <w:rFonts w:ascii="Times New Roman" w:eastAsia="Times New Roman" w:hAnsi="Times New Roman" w:cs="Times New Roman"/>
+          <w:b/>
+          <w:bCs/>
+          <w:color w:val="000000"/>
+          <w:kern w:val="0"/>
+          <w14:ligatures w14:val="none"/>
+        </w:rPr>
+        <w:t xml:space="preserve"> MODIFICA DELLE TARIFFE</w:t>
+      </w:r>
+      <w:r>
+        <w:rPr>
+          <w:rFonts w:ascii="Times New Roman" w:eastAsia="Times New Roman" w:hAnsi="Times New Roman" w:cs="Times New Roman"/>
+          <w:b/>
+          <w:bCs/>
+          <w:color w:val="000000"/>
+          <w:kern w:val="0"/>
+          <w14:ligatures w14:val="none"/>
+        </w:rPr>
+        <w:t xml:space="preserve"> E RISOLUZIONE DI DIRITTO</w:t>
       </w:r>
     </w:p>
     <w:p>
@@ -2382,8 +2676,230 @@
     </w:p>
     <w:p>
       <w:pPr>
-        <w:spacing w:before="100" w:beforeAutospacing="1" w:after="100" w:afterAutospacing="1" w:line="240" w:lineRule="auto"/>
-        <w:ind w:left="720"/>
+        <w:numPr>
+          <w:ilvl w:val="0"/>
+          <w:numId w:val="7"/>
+        </w:numPr>
+        <w:spacing w:before="100" w:beforeAutospacing="1" w:after="100" w:afterAutospacing="1" w:line="240" w:lineRule="auto"/>
+        <w:contextualSpacing/>
+        <w:jc w:val="both"/>
+        <w:rPr>
+          <w:rFonts w:ascii="Times New Roman" w:eastAsia="Times New Roman" w:hAnsi="Times New Roman" w:cs="Times New Roman"/>
+          <w:color w:val="000000"/>
+          <w:kern w:val="0"/>
+          <w14:ligatures w14:val="none"/>
+        </w:rPr>
+      </w:pPr>
+      <w:r>
+        <w:rPr>
+          <w:rFonts w:ascii="Times New Roman" w:hAnsi="Times New Roman" w:cs="Times New Roman"/>
+          <w:color w:val="000000"/>
+        </w:rPr>
+        <w:t>Il Titolare si riserva la facoltà di modificare le tariffe dei piani di abbonamento e dei singoli servizi. Le variazioni di prezzo saranno comunicate all'Utente Professionista con un preavviso scritto di almeno</w:t>
+      </w:r>
+      <w:r>
+        <w:rPr>
+          <w:rStyle w:val="apple-converted-space"/>
+          <w:rFonts w:ascii="Times New Roman" w:hAnsi="Times New Roman" w:cs="Times New Roman"/>
+          <w:color w:val="000000"/>
+        </w:rPr>
+        <w:t> </w:t>
+      </w:r>
+      <w:r>
+        <w:rPr>
+          <w:rFonts w:ascii="Times New Roman" w:hAnsi="Times New Roman" w:cs="Times New Roman"/>
+          <w:b/>
+          <w:bCs/>
+          <w:color w:val="000000"/>
+        </w:rPr>
+        <w:t>30 (trenta) giorni</w:t>
+      </w:r>
+      <w:r>
+        <w:rPr>
+          <w:rStyle w:val="apple-converted-space"/>
+          <w:rFonts w:ascii="Times New Roman" w:hAnsi="Times New Roman" w:cs="Times New Roman"/>
+          <w:color w:val="000000"/>
+        </w:rPr>
+        <w:t> </w:t>
+      </w:r>
+      <w:r>
+        <w:rPr>
+          <w:rFonts w:ascii="Times New Roman" w:hAnsi="Times New Roman" w:cs="Times New Roman"/>
+          <w:color w:val="000000"/>
+        </w:rPr>
+        <w:t>a mezzo e-mail, PEC o avviso in Piattaforma. Qualora l'Utente Professionista non intenda accettare la modifica tariffaria proposta, avrà il diritto di recedere dal contratto senza alcun costo o penale prima dell'entrata in vigore del nuovo prezzo, mediante disdetta inviata con le modalità di cui all'Art. 3. Il proseguimento dell'utilizzo del servizio o il mancato recesso entro la data di decorrenza del nuovo prezzo costituiranno accettazione della variazione tariffaria.</w:t>
+      </w:r>
+    </w:p>
+    <w:p>
+      <w:pPr>
+        <w:pStyle w:val="Titolo3"/>
+        <w:jc w:val="both"/>
+        <w:rPr>
+          <w:rFonts w:ascii="Times New Roman" w:hAnsi="Times New Roman" w:cs="Times New Roman"/>
+          <w:b/>
+          <w:bCs/>
+          <w:color w:val="000000"/>
+          <w:sz w:val="24"/>
+          <w:szCs w:val="24"/>
+        </w:rPr>
+      </w:pPr>
+      <w:r>
+        <w:rPr>
+          <w:rFonts w:ascii="Times New Roman" w:hAnsi="Times New Roman" w:cs="Times New Roman"/>
+          <w:b/>
+          <w:bCs/>
+          <w:color w:val="000000"/>
+          <w:sz w:val="24"/>
+          <w:szCs w:val="24"/>
+        </w:rPr>
+        <w:t xml:space="preserve">ART. </w:t>
+      </w:r>
+      <w:r>
+        <w:rPr>
+          <w:rFonts w:ascii="Times New Roman" w:hAnsi="Times New Roman" w:cs="Times New Roman"/>
+          <w:b/>
+          <w:bCs/>
+          <w:color w:val="000000"/>
+          <w:sz w:val="24"/>
+          <w:szCs w:val="24"/>
+        </w:rPr>
+        <w:t>10</w:t>
+      </w:r>
+      <w:r>
+        <w:rPr>
+          <w:rFonts w:ascii="Times New Roman" w:hAnsi="Times New Roman" w:cs="Times New Roman"/>
+          <w:b/>
+          <w:bCs/>
+          <w:color w:val="000000"/>
+          <w:sz w:val="24"/>
+          <w:szCs w:val="24"/>
+        </w:rPr>
+        <w:t xml:space="preserve"> – USO IMPROPRIO E ABUSO DEL SERVIZIO</w:t>
+      </w:r>
+    </w:p>
+    <w:p>
+      <w:pPr>
+        <w:pStyle w:val="NormaleWeb"/>
+        <w:jc w:val="both"/>
+        <w:rPr>
+          <w:color w:val="000000"/>
+        </w:rPr>
+      </w:pPr>
+      <w:r>
+        <w:rPr>
+          <w:color w:val="000000"/>
+        </w:rPr>
+        <w:t>L'account registrato è personale, strettamente riservato e non cedibile a terzi. È fatto espresso divieto all'Utente Professionista di:</w:t>
+      </w:r>
+    </w:p>
+    <w:p>
+      <w:pPr>
+        <w:pStyle w:val="NormaleWeb"/>
+        <w:numPr>
+          <w:ilvl w:val="0"/>
+          <w:numId w:val="19"/>
+        </w:numPr>
+        <w:jc w:val="both"/>
+        <w:rPr>
+          <w:color w:val="000000"/>
+        </w:rPr>
+      </w:pPr>
+      <w:r>
+        <w:rPr>
+          <w:color w:val="000000"/>
+        </w:rPr>
+        <w:t xml:space="preserve">Cedere, condividere o </w:t>
+      </w:r>
+      <w:proofErr w:type="spellStart"/>
+      <w:r>
+        <w:rPr>
+          <w:color w:val="000000"/>
+        </w:rPr>
+        <w:t>sublicenziare</w:t>
+      </w:r>
+      <w:proofErr w:type="spellEnd"/>
+      <w:r>
+        <w:rPr>
+          <w:color w:val="000000"/>
+        </w:rPr>
+        <w:t xml:space="preserve"> le proprie credenziali di accesso (username e password) a colleghi, collaboratori o terzi estranei.</w:t>
+      </w:r>
+    </w:p>
+    <w:p>
+      <w:pPr>
+        <w:pStyle w:val="NormaleWeb"/>
+        <w:numPr>
+          <w:ilvl w:val="0"/>
+          <w:numId w:val="19"/>
+        </w:numPr>
+        <w:jc w:val="both"/>
+        <w:rPr>
+          <w:color w:val="000000"/>
+        </w:rPr>
+      </w:pPr>
+      <w:r>
+        <w:rPr>
+          <w:color w:val="000000"/>
+        </w:rPr>
+        <w:t>Utilizzare la Piattaforma o l'Assistente AI per scopi illeciti, contrari alla legge, all'ordine pubblico, al buon costume o alla deontologia professionale.</w:t>
+      </w:r>
+    </w:p>
+    <w:p>
+      <w:pPr>
+        <w:pStyle w:val="NormaleWeb"/>
+        <w:numPr>
+          <w:ilvl w:val="0"/>
+          <w:numId w:val="19"/>
+        </w:numPr>
+        <w:jc w:val="both"/>
+        <w:rPr>
+          <w:color w:val="000000"/>
+        </w:rPr>
+      </w:pPr>
+      <w:r>
+        <w:rPr>
+          <w:color w:val="000000"/>
+        </w:rPr>
+        <w:t>Effettuare utilizzi anomali, sproporzionati o automatizzati (es. tramite bot o script) che possano sovraccaricare, compromettere o interferire con le prestazioni e le infrastrutture informatiche della Piattaforma.</w:t>
+      </w:r>
+    </w:p>
+    <w:p>
+      <w:pPr>
+        <w:pStyle w:val="NormaleWeb"/>
+        <w:numPr>
+          <w:ilvl w:val="0"/>
+          <w:numId w:val="19"/>
+        </w:numPr>
+        <w:jc w:val="both"/>
+        <w:rPr>
+          <w:color w:val="000000"/>
+        </w:rPr>
+      </w:pPr>
+      <w:r>
+        <w:rPr>
+          <w:color w:val="000000"/>
+        </w:rPr>
+        <w:t>Tentare di bypassare, manomettere o disabilitare le misure di sicurezza o i limiti d'uso previsti dai rispettivi piani tariffari.</w:t>
+      </w:r>
+    </w:p>
+    <w:p>
+      <w:pPr>
+        <w:pStyle w:val="NormaleWeb"/>
+        <w:jc w:val="both"/>
+        <w:rPr>
+          <w:color w:val="000000"/>
+        </w:rPr>
+      </w:pPr>
+      <w:r>
+        <w:rPr>
+          <w:color w:val="000000"/>
+        </w:rPr>
+        <w:t>Il Titolare si riserva il diritto di monitorare l'utilizzo della Piattaforma e, in presenza di segnali di uso anomalo, condivisione illegittima dell'account o abuso, di sospendere cautelativamente o disattivare in via definitiva l'accesso dell'Utente, senza alcun obbligo di preavviso o rimborso, e fatto salvo il risarcimento dei danni patiti.</w:t>
+      </w:r>
+    </w:p>
+    <w:p>
+      <w:pPr>
+        <w:spacing w:before="100" w:beforeAutospacing="1" w:after="100" w:afterAutospacing="1" w:line="240" w:lineRule="auto"/>
         <w:contextualSpacing/>
         <w:jc w:val="both"/>
         <w:rPr>
@@ -2418,7 +2934,40 @@
           <w:kern w:val="0"/>
           <w14:ligatures w14:val="none"/>
         </w:rPr>
-        <w:t>ART. 8 – FORO COMPETENTE E LEGGE APPLICABILE</w:t>
+        <w:t xml:space="preserve">ART. </w:t>
+      </w:r>
+      <w:r>
+        <w:rPr>
+          <w:rFonts w:ascii="Times New Roman" w:eastAsia="Times New Roman" w:hAnsi="Times New Roman" w:cs="Times New Roman"/>
+          <w:b/>
+          <w:bCs/>
+          <w:color w:val="000000"/>
+          <w:kern w:val="0"/>
+          <w14:ligatures w14:val="none"/>
+        </w:rPr>
+        <w:t>1</w:t>
+      </w:r>
+      <w:r>
+        <w:rPr>
+          <w:rFonts w:ascii="Times New Roman" w:eastAsia="Times New Roman" w:hAnsi="Times New Roman" w:cs="Times New Roman"/>
+          <w:b/>
+          <w:bCs/>
+          <w:color w:val="000000"/>
+          <w:kern w:val="0"/>
+          <w14:ligatures w14:val="none"/>
+        </w:rPr>
+        <w:t>1</w:t>
+      </w:r>
+      <w:r>
+        <w:rPr>
+          <w:rFonts w:ascii="Times New Roman" w:eastAsia="Times New Roman" w:hAnsi="Times New Roman" w:cs="Times New Roman"/>
+          <w:b/>
+          <w:bCs/>
+          <w:color w:val="000000"/>
+          <w:kern w:val="0"/>
+          <w14:ligatures w14:val="none"/>
+        </w:rPr>
+        <w:t xml:space="preserve"> – FORO COMPETENTE E LEGGE APPLICABILE</w:t>
       </w:r>
     </w:p>
     <w:p>
@@ -2476,6 +3025,19 @@
         </w:rPr>
         <w:t xml:space="preserve"> legale del Titolare.</w:t>
       </w:r>
+    </w:p>
+    <w:p>
+      <w:pPr>
+        <w:spacing w:before="100" w:beforeAutospacing="1" w:after="100" w:afterAutospacing="1" w:line="240" w:lineRule="auto"/>
+        <w:contextualSpacing/>
+        <w:jc w:val="both"/>
+        <w:rPr>
+          <w:rFonts w:asciiTheme="majorBidi" w:eastAsia="Times New Roman" w:hAnsiTheme="majorBidi" w:cstheme="majorBidi"/>
+          <w:color w:val="000000"/>
+          <w:kern w:val="0"/>
+          <w14:ligatures w14:val="none"/>
+        </w:rPr>
+      </w:pPr>
     </w:p>
     <w:p>
       <w:pPr>
@@ -2514,7 +3076,37 @@
           <w:sz w:val="24"/>
           <w:szCs w:val="24"/>
         </w:rPr>
-        <w:t>ART. 9 -</w:t>
+        <w:t xml:space="preserve">ART. </w:t>
+      </w:r>
+      <w:r>
+        <w:rPr>
+          <w:rFonts w:asciiTheme="majorBidi" w:hAnsiTheme="majorBidi" w:cstheme="majorBidi"/>
+          <w:b/>
+          <w:bCs/>
+          <w:sz w:val="24"/>
+          <w:szCs w:val="24"/>
+        </w:rPr>
+        <w:t>1</w:t>
+      </w:r>
+      <w:r>
+        <w:rPr>
+          <w:rFonts w:asciiTheme="majorBidi" w:hAnsiTheme="majorBidi" w:cstheme="majorBidi"/>
+          <w:b/>
+          <w:bCs/>
+          <w:sz w:val="24"/>
+          <w:szCs w:val="24"/>
+        </w:rPr>
+        <w:t>2</w:t>
+      </w:r>
+      <w:r>
+        <w:rPr>
+          <w:rFonts w:asciiTheme="majorBidi" w:hAnsiTheme="majorBidi" w:cstheme="majorBidi"/>
+          <w:b/>
+          <w:bCs/>
+          <w:sz w:val="24"/>
+          <w:szCs w:val="24"/>
+        </w:rPr>
+        <w:t xml:space="preserve"> -</w:t>
       </w:r>
       <w:r>
         <w:rPr>
@@ -2619,7 +3211,27 @@
           <w:sz w:val="24"/>
           <w:szCs w:val="24"/>
         </w:rPr>
-        <w:t>ART.10-</w:t>
+        <w:t>ART.1</w:t>
+      </w:r>
+      <w:r>
+        <w:rPr>
+          <w:rFonts w:asciiTheme="majorBidi" w:hAnsiTheme="majorBidi" w:cstheme="majorBidi"/>
+          <w:b/>
+          <w:bCs/>
+          <w:sz w:val="24"/>
+          <w:szCs w:val="24"/>
+        </w:rPr>
+        <w:t>3</w:t>
+      </w:r>
+      <w:r>
+        <w:rPr>
+          <w:rFonts w:asciiTheme="majorBidi" w:hAnsiTheme="majorBidi" w:cstheme="majorBidi"/>
+          <w:b/>
+          <w:bCs/>
+          <w:sz w:val="24"/>
+          <w:szCs w:val="24"/>
+        </w:rPr>
+        <w:t>-</w:t>
       </w:r>
       <w:r>
         <w:rPr>
@@ -2873,7 +3485,6 @@
         <w:rPr>
           <w:rFonts w:asciiTheme="majorBidi" w:hAnsiTheme="majorBidi" w:cstheme="majorBidi"/>
         </w:rPr>
-        <w:lastRenderedPageBreak/>
         <w:t>INFORMATIVA PRIVACY, ACCORDO GDPR E COOKIE POLICY</w:t>
       </w:r>
     </w:p>
@@ -3303,7 +3914,7 @@
                 </mc:Choice>
                 <mc:Fallback>
                   <w:pict>
-                    <v:group w14:anchorId="763AEADA" id="Group 4" o:spid="_x0000_s1026" style="width:129.65pt;height:.55pt;mso-position-horizontal-relative:char;mso-position-vertical-relative:line" coordsize="16465,69" o:gfxdata="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">
+                    <v:group w14:anchorId="6E2B80BC" id="Group 4" o:spid="_x0000_s1026" style="width:129.65pt;height:.55pt;mso-position-horizontal-relative:char;mso-position-vertical-relative:line" coordsize="16465,69" o:gfxdata="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">
                       <v:shape id="Graphic 5" o:spid="_x0000_s1027" style="position:absolute;top:31;width:16465;height:13;visibility:visible;mso-wrap-style:square;v-text-anchor:top" coordsize="1646555,1270" o:gfxdata="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" path="m,l1646355,e" filled="f" strokeweight=".17692mm">
                         <v:path arrowok="t"/>
                       </v:shape>
@@ -3427,7 +4038,7 @@
                 </mc:Choice>
                 <mc:Fallback>
                   <w:pict>
-                    <v:group w14:anchorId="343B552F" id="Group 6" o:spid="_x0000_s1026" style="width:129.65pt;height:.55pt;mso-position-horizontal-relative:char;mso-position-vertical-relative:line" coordsize="16465,69" o:gfxdata="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">
+                    <v:group w14:anchorId="252E8FD2" id="Group 6" o:spid="_x0000_s1026" style="width:129.65pt;height:.55pt;mso-position-horizontal-relative:char;mso-position-vertical-relative:line" coordsize="16465,69" o:gfxdata="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">
                       <v:shape id="Graphic 7" o:spid="_x0000_s1027" style="position:absolute;top:31;width:16465;height:13;visibility:visible;mso-wrap-style:square;v-text-anchor:top" coordsize="1646555,1270" o:gfxdata="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" path="m,l1646355,e" filled="f" strokeweight=".17692mm">
                         <v:path arrowok="t"/>
                       </v:shape>
@@ -5739,6 +6350,155 @@
     </w:lvl>
   </w:abstractNum>
   <w:abstractNum w:abstractNumId="17" w15:restartNumberingAfterBreak="0">
+    <w:nsid w:val="746D5347"/>
+    <w:multiLevelType w:val="multilevel"/>
+    <w:tmpl w:val="2B6C43C0"/>
+    <w:lvl w:ilvl="0">
+      <w:start w:val="1"/>
+      <w:numFmt w:val="bullet"/>
+      <w:lvlText w:val=""/>
+      <w:lvlJc w:val="left"/>
+      <w:pPr>
+        <w:tabs>
+          <w:tab w:val="num" w:pos="720"/>
+        </w:tabs>
+        <w:ind w:left="720" w:hanging="360"/>
+      </w:pPr>
+      <w:rPr>
+        <w:rFonts w:ascii="Symbol" w:hAnsi="Symbol" w:hint="default"/>
+        <w:sz w:val="20"/>
+      </w:rPr>
+    </w:lvl>
+    <w:lvl w:ilvl="1" w:tentative="1">
+      <w:start w:val="1"/>
+      <w:numFmt w:val="bullet"/>
+      <w:lvlText w:val="o"/>
+      <w:lvlJc w:val="left"/>
+      <w:pPr>
+        <w:tabs>
+          <w:tab w:val="num" w:pos="1440"/>
+        </w:tabs>
+        <w:ind w:left="1440" w:hanging="360"/>
+      </w:pPr>
+      <w:rPr>
+        <w:rFonts w:ascii="Courier New" w:hAnsi="Courier New" w:hint="default"/>
+        <w:sz w:val="20"/>
+      </w:rPr>
+    </w:lvl>
+    <w:lvl w:ilvl="2" w:tentative="1">
+      <w:start w:val="1"/>
+      <w:numFmt w:val="bullet"/>
+      <w:lvlText w:val=""/>
+      <w:lvlJc w:val="left"/>
+      <w:pPr>
+        <w:tabs>
+          <w:tab w:val="num" w:pos="2160"/>
+        </w:tabs>
+        <w:ind w:left="2160" w:hanging="360"/>
+      </w:pPr>
+      <w:rPr>
+        <w:rFonts w:ascii="Wingdings" w:hAnsi="Wingdings" w:hint="default"/>
+        <w:sz w:val="20"/>
+      </w:rPr>
+    </w:lvl>
+    <w:lvl w:ilvl="3" w:tentative="1">
+      <w:start w:val="1"/>
+      <w:numFmt w:val="bullet"/>
+      <w:lvlText w:val=""/>
+      <w:lvlJc w:val="left"/>
+      <w:pPr>
+        <w:tabs>
+          <w:tab w:val="num" w:pos="2880"/>
+        </w:tabs>
+        <w:ind w:left="2880" w:hanging="360"/>
+      </w:pPr>
+      <w:rPr>
+        <w:rFonts w:ascii="Wingdings" w:hAnsi="Wingdings" w:hint="default"/>
+        <w:sz w:val="20"/>
+      </w:rPr>
+    </w:lvl>
+    <w:lvl w:ilvl="4" w:tentative="1">
+      <w:start w:val="1"/>
+      <w:numFmt w:val="bullet"/>
+      <w:lvlText w:val=""/>
+      <w:lvlJc w:val="left"/>
+      <w:pPr>
+        <w:tabs>
+          <w:tab w:val="num" w:pos="3600"/>
+        </w:tabs>
+        <w:ind w:left="3600" w:hanging="360"/>
+      </w:pPr>
+      <w:rPr>
+        <w:rFonts w:ascii="Wingdings" w:hAnsi="Wingdings" w:hint="default"/>
+        <w:sz w:val="20"/>
+      </w:rPr>
+    </w:lvl>
+    <w:lvl w:ilvl="5" w:tentative="1">
+      <w:start w:val="1"/>
+      <w:numFmt w:val="bullet"/>
+      <w:lvlText w:val=""/>
+      <w:lvlJc w:val="left"/>
+      <w:pPr>
+        <w:tabs>
+          <w:tab w:val="num" w:pos="4320"/>
+        </w:tabs>
+        <w:ind w:left="4320" w:hanging="360"/>
+      </w:pPr>
+      <w:rPr>
+        <w:rFonts w:ascii="Wingdings" w:hAnsi="Wingdings" w:hint="default"/>
+        <w:sz w:val="20"/>
+      </w:rPr>
+    </w:lvl>
+    <w:lvl w:ilvl="6" w:tentative="1">
+      <w:start w:val="1"/>
+      <w:numFmt w:val="bullet"/>
+      <w:lvlText w:val=""/>
+      <w:lvlJc w:val="left"/>
+      <w:pPr>
+        <w:tabs>
+          <w:tab w:val="num" w:pos="5040"/>
+        </w:tabs>
+        <w:ind w:left="5040" w:hanging="360"/>
+      </w:pPr>
+      <w:rPr>
+        <w:rFonts w:ascii="Wingdings" w:hAnsi="Wingdings" w:hint="default"/>
+        <w:sz w:val="20"/>
+      </w:rPr>
+    </w:lvl>
+    <w:lvl w:ilvl="7" w:tentative="1">
+      <w:start w:val="1"/>
+      <w:numFmt w:val="bullet"/>
+      <w:lvlText w:val=""/>
+      <w:lvlJc w:val="left"/>
+      <w:pPr>
+        <w:tabs>
+          <w:tab w:val="num" w:pos="5760"/>
+        </w:tabs>
+        <w:ind w:left="5760" w:hanging="360"/>
+      </w:pPr>
+      <w:rPr>
+        <w:rFonts w:ascii="Wingdings" w:hAnsi="Wingdings" w:hint="default"/>
+        <w:sz w:val="20"/>
+      </w:rPr>
+    </w:lvl>
+    <w:lvl w:ilvl="8" w:tentative="1">
+      <w:start w:val="1"/>
+      <w:numFmt w:val="bullet"/>
+      <w:lvlText w:val=""/>
+      <w:lvlJc w:val="left"/>
+      <w:pPr>
+        <w:tabs>
+          <w:tab w:val="num" w:pos="6480"/>
+        </w:tabs>
+        <w:ind w:left="6480" w:hanging="360"/>
+      </w:pPr>
+      <w:rPr>
+        <w:rFonts w:ascii="Wingdings" w:hAnsi="Wingdings" w:hint="default"/>
+        <w:sz w:val="20"/>
+      </w:rPr>
+    </w:lvl>
+  </w:abstractNum>
+  <w:abstractNum w:abstractNumId="18" w15:restartNumberingAfterBreak="0">
     <w:nsid w:val="7CED5A4D"/>
     <w:multiLevelType w:val="multilevel"/>
     <w:tmpl w:val="EA5A292E"/>
@@ -5864,7 +6624,7 @@
     <w:abstractNumId w:val="14"/>
   </w:num>
   <w:num w:numId="5" w16cid:durableId="183060463">
-    <w:abstractNumId w:val="17"/>
+    <w:abstractNumId w:val="18"/>
   </w:num>
   <w:num w:numId="6" w16cid:durableId="1071078473">
     <w:abstractNumId w:val="15"/>
@@ -5904,6 +6664,9 @@
   </w:num>
   <w:num w:numId="18" w16cid:durableId="1311790801">
     <w:abstractNumId w:val="16"/>
+  </w:num>
+  <w:num w:numId="19" w16cid:durableId="1074473458">
+    <w:abstractNumId w:val="17"/>
   </w:num>
 </w:numbering>
 </file>
@@ -6823,7 +7586,6 @@
     <w:name w:val="Normal (Web)"/>
     <w:basedOn w:val="Normale"/>
     <w:uiPriority w:val="99"/>
-    <w:semiHidden/>
     <w:unhideWhenUsed/>
     <w:rsid w:val="00396D91"/>
     <w:pPr>
